--- a/eng/docx/019.content.docx
+++ b/eng/docx/019.content.docx
@@ -224,459 +224,363 @@
         </w:rPr>
         <w:t xml:space="preserve"> was a tent where the </w:t>
       </w:r>
+      <w:r>
+        <w:rPr>
+          <w:lang w:val="en_US" w:bidi="en_US"/>
+        </w:rPr>
+        <w:t>Israelites</w:t>
+      </w:r>
+      <w:r>
+        <w:rPr>
+          <w:lang w:val="en_US" w:bidi="en_US"/>
+        </w:rPr>
+        <w:t xml:space="preserve"> worshiped God. Another name for the tabernacle is "tent of meeting," because this tent was the place where the Israelites could meet God.</w:t>
+      </w:r>
+    </w:p>
+    <w:p>
+      <w:pPr/>
+      <w:r>
+        <w:rPr>
+          <w:lang w:val="en_US" w:bidi="en_US"/>
+        </w:rPr>
+      </w:r>
+      <w:r>
+        <w:rPr>
+          <w:lang w:val="en_US" w:bidi="en_US"/>
+        </w:rPr>
+        <w:t xml:space="preserve">Several thousand years before the birth of Jesus, God had freed the descendants of </w:t>
+      </w:r>
+      <w:r>
+        <w:rPr>
+          <w:lang w:val="en_US" w:bidi="en_US"/>
+        </w:rPr>
+        <w:t>Abraham</w:t>
+      </w:r>
+      <w:r>
+        <w:rPr>
+          <w:lang w:val="en_US" w:bidi="en_US"/>
+        </w:rPr>
+        <w:t xml:space="preserve">, the Israelites, from slavery in Egypt. The leader of the Israelites was Moses. God gave Moses instructions about what was the right way for the Israelites to </w:t>
+      </w:r>
+      <w:r>
+        <w:rPr>
+          <w:lang w:val="en_US" w:bidi="en_US"/>
+        </w:rPr>
+        <w:t>worship</w:t>
+      </w:r>
+      <w:r>
+        <w:rPr>
+          <w:lang w:val="en_US" w:bidi="en_US"/>
+        </w:rPr>
+        <w:t xml:space="preserve"> God. Because God is </w:t>
+      </w:r>
+      <w:r>
+        <w:rPr>
+          <w:lang w:val="en_US" w:bidi="en_US"/>
+        </w:rPr>
+        <w:t>holy</w:t>
+      </w:r>
+      <w:r>
+        <w:rPr>
+          <w:lang w:val="en_US" w:bidi="en_US"/>
+        </w:rPr>
+        <w:t xml:space="preserve">, and people are </w:t>
+      </w:r>
+      <w:r>
+        <w:rPr>
+          <w:lang w:val="en_US" w:bidi="en_US"/>
+        </w:rPr>
+        <w:t>sinful</w:t>
+      </w:r>
+      <w:r>
+        <w:rPr>
+          <w:lang w:val="en_US" w:bidi="en_US"/>
+        </w:rPr>
+        <w:t xml:space="preserve">, people can not just come to God as they are. God cannot stand sin, and any person who would come to God directly would die. But God made it possible for people to come to him, at that time, through </w:t>
+      </w:r>
+      <w:r>
+        <w:rPr>
+          <w:lang w:val="en_US" w:bidi="en_US"/>
+        </w:rPr>
+        <w:t>sacrifices</w:t>
+      </w:r>
+      <w:r>
+        <w:rPr>
+          <w:lang w:val="en_US" w:bidi="en_US"/>
+        </w:rPr>
+        <w:t xml:space="preserve"> and other rituals that made people </w:t>
+      </w:r>
+      <w:r>
+        <w:rPr>
+          <w:lang w:val="en_US" w:bidi="en_US"/>
+        </w:rPr>
+        <w:t>clean</w:t>
+      </w:r>
+      <w:r>
+        <w:rPr>
+          <w:lang w:val="en_US" w:bidi="en_US"/>
+        </w:rPr>
+        <w:t>. When people were ritually clean, that meant they were acceptable before God.</w:t>
+      </w:r>
+    </w:p>
+    <w:p>
+      <w:pPr/>
+      <w:r>
+        <w:rPr>
+          <w:lang w:val="en_US" w:bidi="en_US"/>
+        </w:rPr>
+      </w:r>
+      <w:r>
+        <w:rPr>
+          <w:lang w:val="en_US" w:bidi="en_US"/>
+        </w:rPr>
+        <w:t>God told Moses to make a special tent that would be the place where people could meet God safely. This was the tabernacle. People made the tabernacle with wooden panels that were covered in gold. On top of the construction they placed beautiful pieces of fabric. Whenever the people traveled, they took the tabernacle apart and carried the parts of the tabernacle with them on their shoulders. When they came to the next place, they put it together again.</w:t>
+      </w:r>
+    </w:p>
+    <w:p>
+      <w:pPr/>
+      <w:r>
+        <w:rPr>
+          <w:lang w:val="en_US" w:bidi="en_US"/>
+        </w:rPr>
+      </w:r>
+      <w:r>
+        <w:rPr>
+          <w:lang w:val="en_US" w:bidi="en_US"/>
+        </w:rPr>
+        <w:t>Priests</w:t>
+      </w:r>
+      <w:r>
+        <w:rPr>
+          <w:lang w:val="en_US" w:bidi="en_US"/>
+        </w:rPr>
+        <w:t xml:space="preserve"> were special people who worked in the tabernacle. Priests made it possible for people to come before God and to have a good relationship with God. The priests did this by offering sacrifices on behalf of the people and by teaching people how to live.</w:t>
+      </w:r>
+    </w:p>
+    <w:p>
+      <w:pPr/>
+      <w:r>
+        <w:rPr>
+          <w:lang w:val="en_US" w:bidi="en_US"/>
+        </w:rPr>
+      </w:r>
+      <w:r>
+        <w:rPr>
+          <w:lang w:val="en_US" w:bidi="en_US"/>
+        </w:rPr>
+        <w:t xml:space="preserve">In front of the tabernacle was a courtyard. In the courtyard was an </w:t>
+      </w:r>
+      <w:r>
+        <w:rPr>
+          <w:lang w:val="en_US" w:bidi="en_US"/>
+        </w:rPr>
+        <w:t>altar</w:t>
+      </w:r>
+      <w:r>
+        <w:rPr>
+          <w:lang w:val="en_US" w:bidi="en_US"/>
+        </w:rPr>
+        <w:t>, which is a place where the priests brought offerings to God.</w:t>
+      </w:r>
+    </w:p>
+    <w:p>
+      <w:pPr/>
+      <w:r>
+        <w:rPr>
+          <w:lang w:val="en_US" w:bidi="en_US"/>
+        </w:rPr>
+      </w:r>
+      <w:r>
+        <w:rPr>
+          <w:lang w:val="en_US" w:bidi="en_US"/>
+        </w:rPr>
+        <w:t xml:space="preserve">The tabernacle itself was divided in two parts. The first part was called "the holy place." Only priests could enter that place. Inside this place was a table with 12 loaves of bread that the priests replaced every week, an </w:t>
+      </w:r>
+      <w:r>
+        <w:rPr>
+          <w:lang w:val="en_US" w:bidi="en_US"/>
+        </w:rPr>
+        <w:t>oil lamp</w:t>
+      </w:r>
+      <w:r>
+        <w:rPr>
+          <w:lang w:val="en_US" w:bidi="en_US"/>
+        </w:rPr>
+        <w:t xml:space="preserve"> that was always kept burning, and a small altar on which the priest burned sweet smelling spices. All these items were symbols, or pictures, of some bigger meaning. The priests ate the loaves of bread, probably as a symbol for having a meal together with God; this showed the good relationship that people can have with God. Oil in the Bible is often a symbol for the </w:t>
+      </w:r>
+      <w:r>
+        <w:rPr>
+          <w:lang w:val="en_US" w:bidi="en_US"/>
+        </w:rPr>
+        <w:t>Holy Spirit</w:t>
+      </w:r>
+      <w:r>
+        <w:rPr>
+          <w:lang w:val="en_US" w:bidi="en_US"/>
+        </w:rPr>
+        <w:t xml:space="preserve">, for the power of God. The oil lamp therefore was a symbol of God being present with the people. And the sweet smelling spices were a symbol of the </w:t>
+      </w:r>
+      <w:r>
+        <w:rPr>
+          <w:lang w:val="en_US" w:bidi="en_US"/>
+        </w:rPr>
+        <w:t>prayers</w:t>
+      </w:r>
+      <w:r>
+        <w:rPr>
+          <w:lang w:val="en_US" w:bidi="en_US"/>
+        </w:rPr>
+        <w:t xml:space="preserve"> that people offered to God.</w:t>
+      </w:r>
+    </w:p>
+    <w:p>
+      <w:pPr/>
+      <w:r>
+        <w:rPr>
+          <w:lang w:val="en_US" w:bidi="en_US"/>
+        </w:rPr>
+      </w:r>
+      <w:r>
+        <w:rPr>
+          <w:lang w:val="en_US" w:bidi="en_US"/>
+        </w:rPr>
+        <w:t xml:space="preserve">At the end of the holy place hung a heavy curtain. Behind this curtain was "the most holy place." Inside this most holy place stood the ark of the covenant. This was a wooden chest that was completely covered with gold, inside and out. On top of the chest were two creatures with wings that represented a special kind of </w:t>
+      </w:r>
+      <w:r>
+        <w:rPr>
+          <w:lang w:val="en_US" w:bidi="en_US"/>
+        </w:rPr>
+        <w:t>angel</w:t>
+      </w:r>
+      <w:r>
+        <w:rPr>
+          <w:lang w:val="en_US" w:bidi="en_US"/>
+        </w:rPr>
+        <w:t>. This chest symbolized the throne of God.</w:t>
+      </w:r>
+    </w:p>
+    <w:p>
+      <w:pPr/>
+      <w:r>
+        <w:rPr>
+          <w:lang w:val="en_US" w:bidi="en_US"/>
+        </w:rPr>
+      </w:r>
+      <w:r>
+        <w:rPr>
+          <w:lang w:val="en_US" w:bidi="en_US"/>
+        </w:rPr>
+        <w:t xml:space="preserve">This was the most holy place, because God himself was in this place. Only the </w:t>
+      </w:r>
+      <w:r>
+        <w:rPr>
+          <w:lang w:val="en_US" w:bidi="en_US"/>
+        </w:rPr>
+        <w:t>high priest</w:t>
+      </w:r>
+      <w:r>
+        <w:rPr>
+          <w:lang w:val="en_US" w:bidi="en_US"/>
+        </w:rPr>
+        <w:t xml:space="preserve">-the most important priest-could enter this place, and he could enter only once a year. The high priest entered on the "day of atonement"-the great day of </w:t>
+      </w:r>
+      <w:r>
+        <w:rPr>
+          <w:lang w:val="en_US" w:bidi="en_US"/>
+        </w:rPr>
+        <w:t>forgiveness</w:t>
+      </w:r>
+      <w:r>
+        <w:rPr>
+          <w:lang w:val="en_US" w:bidi="en_US"/>
+        </w:rPr>
+        <w:t>. Even though the Israelites asked God for forgiveness for their sins every day, once a year the high priest would ask forgiveness for all the sins that all people had unknowingly done in the past year. The sins that people did made the tabernacle unclean, or unfit for service to God. One of the things that the high priest did on the great day of forgiveness was to enter this most holy place and spread blood over the ark of the covenant. This symbolized that the temple was made clean again of all the sins that the people had committed.</w:t>
+      </w:r>
+    </w:p>
+    <w:p>
+      <w:pPr/>
+      <w:r>
+        <w:rPr>
+          <w:lang w:val="en_US" w:bidi="en_US"/>
+        </w:rPr>
+      </w:r>
+      <w:r>
+        <w:rPr>
+          <w:lang w:val="en_US" w:bidi="en_US"/>
+        </w:rPr>
+        <w:t xml:space="preserve">Much later, when the Israelites were settled in the land, they replaced the tabernacle with a permanent building, the </w:t>
+      </w:r>
+      <w:r>
+        <w:rPr>
+          <w:lang w:val="en_US" w:bidi="en_US"/>
+        </w:rPr>
+        <w:t>temple</w:t>
+      </w:r>
+      <w:r>
+        <w:rPr>
+          <w:lang w:val="en_US" w:bidi="en_US"/>
+        </w:rPr>
+        <w:t>. The temple had the same function as the tabernacle had, and had the same structure with a courtyard, a holy place, and a most holy place.</w:t>
+      </w:r>
+      <w:r>
+        <w:rPr>
+          <w:lang w:val="en_US" w:bidi="en_US"/>
+        </w:rPr>
+      </w:r>
+      <w:r>
+        <w:rPr>
+          <w:lang w:val="en_US" w:bidi="en_US"/>
+        </w:rPr>
+      </w:r>
+    </w:p>
+    <w:p>
+      <w:pPr/>
+      <w:r>
+        <w:rPr>
+          <w:lang w:val="en_US" w:bidi="en_US"/>
+        </w:rPr>
+      </w:r>
+    </w:p>
+    <w:p>
+      <w:pPr>
+        <w:pStyle w:val="Heading2"/>
+      </w:pPr>
+      <w:r>
+        <w:rPr>
+          <w:lang w:val="en_US" w:bidi="en_US"/>
+        </w:rPr>
+        <w:t>tabernacle</w:t>
+      </w:r>
+      <w:r>
+        <w:rPr>
+          <w:lang w:val="en_US" w:bidi="en_US"/>
+        </w:rPr>
+      </w:r>
+    </w:p>
+    <w:p>
+      <w:pPr>
+        <w:pStyle w:val="Heading4"/>
+      </w:pPr>
+      <w:r>
+        <w:rPr>
+          <w:lang w:val="en_US" w:bidi="en_US"/>
+        </w:rPr>
+        <w:t>Audio Content</w:t>
+      </w:r>
+      <w:r>
+        <w:rPr>
+          <w:lang w:val="en_US" w:bidi="en_US"/>
+        </w:rPr>
+      </w:r>
+    </w:p>
+    <w:p>
+      <w:pPr/>
+      <w:r>
+        <w:rPr>
+          <w:lang w:val="en_US" w:bidi="en_US"/>
+        </w:rPr>
+      </w:r>
       <w:hyperlink r:id="rId13">
-        <w:r>
-          <w:rPr>
-            <w:lang w:val="en_US" w:bidi="en_US"/>
-          </w:rPr>
-          <w:rPr>
-            <w:color w:val="0000EE"/>
-            <w:u w:val="single"/>
-          </w:rPr>
-          <w:t>Israelites</w:t>
-        </w:r>
-      </w:hyperlink>
-      <w:r>
-        <w:rPr>
-          <w:lang w:val="en_US" w:bidi="en_US"/>
-        </w:rPr>
-        <w:t xml:space="preserve"> worshiped God. Another name for the tabernacle is "tent of meeting," because this tent was the place where the Israelites could meet God.</w:t>
-      </w:r>
-    </w:p>
-    <w:p>
-      <w:pPr/>
-      <w:r>
-        <w:rPr>
-          <w:lang w:val="en_US" w:bidi="en_US"/>
-        </w:rPr>
-      </w:r>
-      <w:r>
-        <w:rPr>
-          <w:lang w:val="en_US" w:bidi="en_US"/>
-        </w:rPr>
-        <w:t xml:space="preserve">Several thousand years before the birth of Jesus, God had freed the descendants of </w:t>
-      </w:r>
-      <w:hyperlink r:id="rId14">
-        <w:r>
-          <w:rPr>
-            <w:lang w:val="en_US" w:bidi="en_US"/>
-          </w:rPr>
-          <w:rPr>
-            <w:color w:val="0000EE"/>
-            <w:u w:val="single"/>
-          </w:rPr>
-          <w:t>Abraham</w:t>
-        </w:r>
-      </w:hyperlink>
-      <w:r>
-        <w:rPr>
-          <w:lang w:val="en_US" w:bidi="en_US"/>
-        </w:rPr>
-        <w:t xml:space="preserve">, the Israelites, from slavery in Egypt. The leader of the Israelites was Moses. God gave Moses instructions about what was the right way for the Israelites to </w:t>
-      </w:r>
-      <w:hyperlink r:id="rId15">
-        <w:r>
-          <w:rPr>
-            <w:lang w:val="en_US" w:bidi="en_US"/>
-          </w:rPr>
-          <w:rPr>
-            <w:color w:val="0000EE"/>
-            <w:u w:val="single"/>
-          </w:rPr>
-          <w:t>worship</w:t>
-        </w:r>
-      </w:hyperlink>
-      <w:r>
-        <w:rPr>
-          <w:lang w:val="en_US" w:bidi="en_US"/>
-        </w:rPr>
-        <w:t xml:space="preserve"> God. Because God is </w:t>
-      </w:r>
-      <w:hyperlink r:id="rId16">
-        <w:r>
-          <w:rPr>
-            <w:lang w:val="en_US" w:bidi="en_US"/>
-          </w:rPr>
-          <w:rPr>
-            <w:color w:val="0000EE"/>
-            <w:u w:val="single"/>
-          </w:rPr>
-          <w:t>holy</w:t>
-        </w:r>
-      </w:hyperlink>
-      <w:r>
-        <w:rPr>
-          <w:lang w:val="en_US" w:bidi="en_US"/>
-        </w:rPr>
-        <w:t xml:space="preserve">, and people are </w:t>
-      </w:r>
-      <w:hyperlink r:id="rId17">
-        <w:r>
-          <w:rPr>
-            <w:lang w:val="en_US" w:bidi="en_US"/>
-          </w:rPr>
-          <w:rPr>
-            <w:color w:val="0000EE"/>
-            <w:u w:val="single"/>
-          </w:rPr>
-          <w:t>sinful</w:t>
-        </w:r>
-      </w:hyperlink>
-      <w:r>
-        <w:rPr>
-          <w:lang w:val="en_US" w:bidi="en_US"/>
-        </w:rPr>
-        <w:t xml:space="preserve">, people can not just come to God as they are. God cannot stand sin, and any person who would come to God directly would die. But God made it possible for people to come to him, at that time, through </w:t>
-      </w:r>
-      <w:hyperlink r:id="rId18">
-        <w:r>
-          <w:rPr>
-            <w:lang w:val="en_US" w:bidi="en_US"/>
-          </w:rPr>
-          <w:rPr>
-            <w:color w:val="0000EE"/>
-            <w:u w:val="single"/>
-          </w:rPr>
-          <w:t>sacrifices</w:t>
-        </w:r>
-      </w:hyperlink>
-      <w:r>
-        <w:rPr>
-          <w:lang w:val="en_US" w:bidi="en_US"/>
-        </w:rPr>
-        <w:t xml:space="preserve"> and other rituals that made people </w:t>
-      </w:r>
-      <w:hyperlink r:id="rId19">
-        <w:r>
-          <w:rPr>
-            <w:lang w:val="en_US" w:bidi="en_US"/>
-          </w:rPr>
-          <w:rPr>
-            <w:color w:val="0000EE"/>
-            <w:u w:val="single"/>
-          </w:rPr>
-          <w:t>clean</w:t>
-        </w:r>
-      </w:hyperlink>
-      <w:r>
-        <w:rPr>
-          <w:lang w:val="en_US" w:bidi="en_US"/>
-        </w:rPr>
-        <w:t>. When people were ritually clean, that meant they were acceptable before God.</w:t>
-      </w:r>
-    </w:p>
-    <w:p>
-      <w:pPr/>
-      <w:r>
-        <w:rPr>
-          <w:lang w:val="en_US" w:bidi="en_US"/>
-        </w:rPr>
-      </w:r>
-      <w:r>
-        <w:rPr>
-          <w:lang w:val="en_US" w:bidi="en_US"/>
-        </w:rPr>
-        <w:t>God told Moses to make a special tent that would be the place where people could meet God safely. This was the tabernacle. People made the tabernacle with wooden panels that were covered in gold. On top of the construction they placed beautiful pieces of fabric. Whenever the people traveled, they took the tabernacle apart and carried the parts of the tabernacle with them on their shoulders. When they came to the next place, they put it together again.</w:t>
-      </w:r>
-    </w:p>
-    <w:p>
-      <w:pPr/>
-      <w:r>
-        <w:rPr>
-          <w:lang w:val="en_US" w:bidi="en_US"/>
-        </w:rPr>
-      </w:r>
-      <w:hyperlink r:id="rId20">
-        <w:r>
-          <w:rPr>
-            <w:lang w:val="en_US" w:bidi="en_US"/>
-          </w:rPr>
-          <w:rPr>
-            <w:color w:val="0000EE"/>
-            <w:u w:val="single"/>
-          </w:rPr>
-          <w:t>Priests</w:t>
-        </w:r>
-      </w:hyperlink>
-      <w:r>
-        <w:rPr>
-          <w:lang w:val="en_US" w:bidi="en_US"/>
-        </w:rPr>
-        <w:t xml:space="preserve"> were special people who worked in the tabernacle. Priests made it possible for people to come before God and to have a good relationship with God. The priests did this by offering sacrifices on behalf of the people and by teaching people how to live.</w:t>
-      </w:r>
-    </w:p>
-    <w:p>
-      <w:pPr/>
-      <w:r>
-        <w:rPr>
-          <w:lang w:val="en_US" w:bidi="en_US"/>
-        </w:rPr>
-      </w:r>
-      <w:r>
-        <w:rPr>
-          <w:lang w:val="en_US" w:bidi="en_US"/>
-        </w:rPr>
-        <w:t xml:space="preserve">In front of the tabernacle was a courtyard. In the courtyard was an </w:t>
-      </w:r>
-      <w:hyperlink r:id="rId21">
-        <w:r>
-          <w:rPr>
-            <w:lang w:val="en_US" w:bidi="en_US"/>
-          </w:rPr>
-          <w:rPr>
-            <w:color w:val="0000EE"/>
-            <w:u w:val="single"/>
-          </w:rPr>
-          <w:t>altar</w:t>
-        </w:r>
-      </w:hyperlink>
-      <w:r>
-        <w:rPr>
-          <w:lang w:val="en_US" w:bidi="en_US"/>
-        </w:rPr>
-        <w:t>, which is a place where the priests brought offerings to God.</w:t>
-      </w:r>
-    </w:p>
-    <w:p>
-      <w:pPr/>
-      <w:r>
-        <w:rPr>
-          <w:lang w:val="en_US" w:bidi="en_US"/>
-        </w:rPr>
-      </w:r>
-      <w:r>
-        <w:rPr>
-          <w:lang w:val="en_US" w:bidi="en_US"/>
-        </w:rPr>
-        <w:t xml:space="preserve">The tabernacle itself was divided in two parts. The first part was called "the holy place." Only priests could enter that place. Inside this place was a table with 12 loaves of bread that the priests replaced every week, an </w:t>
-      </w:r>
-      <w:hyperlink r:id="rId22">
-        <w:r>
-          <w:rPr>
-            <w:lang w:val="en_US" w:bidi="en_US"/>
-          </w:rPr>
-          <w:rPr>
-            <w:color w:val="0000EE"/>
-            <w:u w:val="single"/>
-          </w:rPr>
-          <w:t>oil lamp</w:t>
-        </w:r>
-      </w:hyperlink>
-      <w:r>
-        <w:rPr>
-          <w:lang w:val="en_US" w:bidi="en_US"/>
-        </w:rPr>
-        <w:t xml:space="preserve"> that was always kept burning, and a small altar on which the priest burned sweet smelling spices. All these items were symbols, or pictures, of some bigger meaning. The priests ate the loaves of bread, probably as a symbol for having a meal together with God; this showed the good relationship that people can have with God. Oil in the Bible is often a symbol for the </w:t>
-      </w:r>
-      <w:hyperlink r:id="rId23">
-        <w:r>
-          <w:rPr>
-            <w:lang w:val="en_US" w:bidi="en_US"/>
-          </w:rPr>
-          <w:rPr>
-            <w:color w:val="0000EE"/>
-            <w:u w:val="single"/>
-          </w:rPr>
-          <w:t>Holy Spirit</w:t>
-        </w:r>
-      </w:hyperlink>
-      <w:r>
-        <w:rPr>
-          <w:lang w:val="en_US" w:bidi="en_US"/>
-        </w:rPr>
-        <w:t xml:space="preserve">, for the power of God. The oil lamp therefore was a symbol of God being present with the people. And the sweet smelling spices were a symbol of the </w:t>
-      </w:r>
-      <w:hyperlink r:id="rId24">
-        <w:r>
-          <w:rPr>
-            <w:lang w:val="en_US" w:bidi="en_US"/>
-          </w:rPr>
-          <w:rPr>
-            <w:color w:val="0000EE"/>
-            <w:u w:val="single"/>
-          </w:rPr>
-          <w:t>prayers</w:t>
-        </w:r>
-      </w:hyperlink>
-      <w:r>
-        <w:rPr>
-          <w:lang w:val="en_US" w:bidi="en_US"/>
-        </w:rPr>
-        <w:t xml:space="preserve"> that people offered to God.</w:t>
-      </w:r>
-    </w:p>
-    <w:p>
-      <w:pPr/>
-      <w:r>
-        <w:rPr>
-          <w:lang w:val="en_US" w:bidi="en_US"/>
-        </w:rPr>
-      </w:r>
-      <w:r>
-        <w:rPr>
-          <w:lang w:val="en_US" w:bidi="en_US"/>
-        </w:rPr>
-        <w:t xml:space="preserve">At the end of the holy place hung a heavy curtain. Behind this curtain was "the most holy place." Inside this most holy place stood the ark of the covenant. This was a wooden chest that was completely covered with gold, inside and out. On top of the chest were two creatures with wings that represented a special kind of </w:t>
-      </w:r>
-      <w:hyperlink r:id="rId25">
-        <w:r>
-          <w:rPr>
-            <w:lang w:val="en_US" w:bidi="en_US"/>
-          </w:rPr>
-          <w:rPr>
-            <w:color w:val="0000EE"/>
-            <w:u w:val="single"/>
-          </w:rPr>
-          <w:t>angel</w:t>
-        </w:r>
-      </w:hyperlink>
-      <w:r>
-        <w:rPr>
-          <w:lang w:val="en_US" w:bidi="en_US"/>
-        </w:rPr>
-        <w:t>. This chest symbolized the throne of God.</w:t>
-      </w:r>
-    </w:p>
-    <w:p>
-      <w:pPr/>
-      <w:r>
-        <w:rPr>
-          <w:lang w:val="en_US" w:bidi="en_US"/>
-        </w:rPr>
-      </w:r>
-      <w:r>
-        <w:rPr>
-          <w:lang w:val="en_US" w:bidi="en_US"/>
-        </w:rPr>
-        <w:t xml:space="preserve">This was the most holy place, because God himself was in this place. Only the </w:t>
-      </w:r>
-      <w:hyperlink r:id="rId26">
-        <w:r>
-          <w:rPr>
-            <w:lang w:val="en_US" w:bidi="en_US"/>
-          </w:rPr>
-          <w:rPr>
-            <w:color w:val="0000EE"/>
-            <w:u w:val="single"/>
-          </w:rPr>
-          <w:t>high priest</w:t>
-        </w:r>
-      </w:hyperlink>
-      <w:r>
-        <w:rPr>
-          <w:lang w:val="en_US" w:bidi="en_US"/>
-        </w:rPr>
-        <w:t xml:space="preserve">-the most important priest-could enter this place, and he could enter only once a year. The high priest entered on the "day of atonement"-the great day of </w:t>
-      </w:r>
-      <w:hyperlink r:id="rId27">
-        <w:r>
-          <w:rPr>
-            <w:lang w:val="en_US" w:bidi="en_US"/>
-          </w:rPr>
-          <w:rPr>
-            <w:color w:val="0000EE"/>
-            <w:u w:val="single"/>
-          </w:rPr>
-          <w:t>forgiveness</w:t>
-        </w:r>
-      </w:hyperlink>
-      <w:r>
-        <w:rPr>
-          <w:lang w:val="en_US" w:bidi="en_US"/>
-        </w:rPr>
-        <w:t>. Even though the Israelites asked God for forgiveness for their sins every day, once a year the high priest would ask forgiveness for all the sins that all people had unknowingly done in the past year. The sins that people did made the tabernacle unclean, or unfit for service to God. One of the things that the high priest did on the great day of forgiveness was to enter this most holy place and spread blood over the ark of the covenant. This symbolized that the temple was made clean again of all the sins that the people had committed.</w:t>
-      </w:r>
-    </w:p>
-    <w:p>
-      <w:pPr/>
-      <w:r>
-        <w:rPr>
-          <w:lang w:val="en_US" w:bidi="en_US"/>
-        </w:rPr>
-      </w:r>
-      <w:r>
-        <w:rPr>
-          <w:lang w:val="en_US" w:bidi="en_US"/>
-        </w:rPr>
-        <w:t xml:space="preserve">Much later, when the Israelites were settled in the land, they replaced the tabernacle with a permanent building, the </w:t>
-      </w:r>
-      <w:hyperlink r:id="rId28">
-        <w:r>
-          <w:rPr>
-            <w:lang w:val="en_US" w:bidi="en_US"/>
-          </w:rPr>
-          <w:rPr>
-            <w:color w:val="0000EE"/>
-            <w:u w:val="single"/>
-          </w:rPr>
-          <w:t>temple</w:t>
-        </w:r>
-      </w:hyperlink>
-      <w:r>
-        <w:rPr>
-          <w:lang w:val="en_US" w:bidi="en_US"/>
-        </w:rPr>
-        <w:t>. The temple had the same function as the tabernacle had, and had the same structure with a courtyard, a holy place, and a most holy place.</w:t>
-      </w:r>
-      <w:r>
-        <w:rPr>
-          <w:lang w:val="en_US" w:bidi="en_US"/>
-        </w:rPr>
-      </w:r>
-      <w:r>
-        <w:rPr>
-          <w:lang w:val="en_US" w:bidi="en_US"/>
-        </w:rPr>
-      </w:r>
-    </w:p>
-    <w:p>
-      <w:pPr/>
-      <w:r>
-        <w:rPr>
-          <w:lang w:val="en_US" w:bidi="en_US"/>
-        </w:rPr>
-      </w:r>
-    </w:p>
-    <w:p>
-      <w:pPr>
-        <w:pStyle w:val="Heading2"/>
-      </w:pPr>
-      <w:r>
-        <w:rPr>
-          <w:lang w:val="en_US" w:bidi="en_US"/>
-        </w:rPr>
-        <w:t>tabernacle</w:t>
-      </w:r>
-      <w:r>
-        <w:rPr>
-          <w:lang w:val="en_US" w:bidi="en_US"/>
-        </w:rPr>
-      </w:r>
-    </w:p>
-    <w:p>
-      <w:pPr>
-        <w:pStyle w:val="Heading4"/>
-      </w:pPr>
-      <w:r>
-        <w:rPr>
-          <w:lang w:val="en_US" w:bidi="en_US"/>
-        </w:rPr>
-        <w:t>Audio Content</w:t>
-      </w:r>
-      <w:r>
-        <w:rPr>
-          <w:lang w:val="en_US" w:bidi="en_US"/>
-        </w:rPr>
-      </w:r>
-    </w:p>
-    <w:p>
-      <w:pPr/>
-      <w:r>
-        <w:rPr>
-          <w:lang w:val="en_US" w:bidi="en_US"/>
-        </w:rPr>
-      </w:r>
-      <w:hyperlink r:id="rId29">
         <w:r>
           <w:rPr>
             <w:lang w:val="en_US" w:bidi="en_US"/>
@@ -768,36 +672,24 @@
         </w:rPr>
         <w:t xml:space="preserve">: someone who explains the </w:t>
       </w:r>
-      <w:hyperlink r:id="rId30">
-        <w:r>
-          <w:rPr>
-            <w:lang w:val="en_US" w:bidi="en_US"/>
-          </w:rPr>
-          <w:rPr>
-            <w:color w:val="0000EE"/>
-            <w:u w:val="single"/>
-          </w:rPr>
-          <w:t>Scriptures</w:t>
-        </w:r>
-      </w:hyperlink>
+      <w:r>
+        <w:rPr>
+          <w:lang w:val="en_US" w:bidi="en_US"/>
+        </w:rPr>
+        <w:t>Scriptures</w:t>
+      </w:r>
       <w:r>
         <w:rPr>
           <w:lang w:val="en_US" w:bidi="en_US"/>
         </w:rPr>
         <w:t xml:space="preserve"> to people. The word that the people used for a teacher like this is in their language "</w:t>
       </w:r>
-      <w:hyperlink r:id="rId31">
-        <w:r>
-          <w:rPr>
-            <w:lang w:val="en_US" w:bidi="en_US"/>
-          </w:rPr>
-          <w:rPr>
-            <w:color w:val="0000EE"/>
-            <w:u w:val="single"/>
-          </w:rPr>
-          <w:t>Rabbi</w:t>
-        </w:r>
-      </w:hyperlink>
+      <w:r>
+        <w:rPr>
+          <w:lang w:val="en_US" w:bidi="en_US"/>
+        </w:rPr>
+        <w:t>Rabbi</w:t>
+      </w:r>
       <w:r>
         <w:rPr>
           <w:lang w:val="en_US" w:bidi="en_US"/>
@@ -891,7 +783,7 @@
           <w:lang w:val="en_US" w:bidi="en_US"/>
         </w:rPr>
       </w:r>
-      <w:hyperlink r:id="rId32">
+      <w:hyperlink r:id="rId14">
         <w:r>
           <w:rPr>
             <w:lang w:val="en_US" w:bidi="en_US"/>
@@ -978,54 +870,36 @@
         </w:rPr>
         <w:t xml:space="preserve">The </w:t>
       </w:r>
-      <w:hyperlink r:id="rId33">
-        <w:r>
-          <w:rPr>
-            <w:lang w:val="en_US" w:bidi="en_US"/>
-          </w:rPr>
-          <w:rPr>
-            <w:color w:val="0000EE"/>
-            <w:u w:val="single"/>
-          </w:rPr>
-          <w:t>law</w:t>
-        </w:r>
-      </w:hyperlink>
+      <w:r>
+        <w:rPr>
+          <w:lang w:val="en_US" w:bidi="en_US"/>
+        </w:rPr>
+        <w:t>law</w:t>
+      </w:r>
       <w:r>
         <w:rPr>
           <w:lang w:val="en_US" w:bidi="en_US"/>
         </w:rPr>
         <w:t xml:space="preserve"> means the set of instructions that God gave the people of </w:t>
       </w:r>
-      <w:hyperlink r:id="rId34">
-        <w:r>
-          <w:rPr>
-            <w:lang w:val="en_US" w:bidi="en_US"/>
-          </w:rPr>
-          <w:rPr>
-            <w:color w:val="0000EE"/>
-            <w:u w:val="single"/>
-          </w:rPr>
-          <w:t>Israel</w:t>
-        </w:r>
-      </w:hyperlink>
+      <w:r>
+        <w:rPr>
+          <w:lang w:val="en_US" w:bidi="en_US"/>
+        </w:rPr>
+        <w:t>Israel</w:t>
+      </w:r>
       <w:r>
         <w:rPr>
           <w:lang w:val="en_US" w:bidi="en_US"/>
         </w:rPr>
         <w:t xml:space="preserve"> in the first five books of the Old Testament, but teachers of the law also taught all the </w:t>
       </w:r>
-      <w:hyperlink r:id="rId30">
-        <w:r>
-          <w:rPr>
-            <w:lang w:val="en_US" w:bidi="en_US"/>
-          </w:rPr>
-          <w:rPr>
-            <w:color w:val="0000EE"/>
-            <w:u w:val="single"/>
-          </w:rPr>
-          <w:t>Scriptures</w:t>
-        </w:r>
-      </w:hyperlink>
+      <w:r>
+        <w:rPr>
+          <w:lang w:val="en_US" w:bidi="en_US"/>
+        </w:rPr>
+        <w:t>Scriptures</w:t>
+      </w:r>
       <w:r>
         <w:rPr>
           <w:lang w:val="en_US" w:bidi="en_US"/>
@@ -1060,54 +934,36 @@
         </w:rPr>
         <w:t>In the time of the New Testament, teachers of the law were very important people in the community. People showed them great respect and often called them "</w:t>
       </w:r>
-      <w:hyperlink r:id="rId31">
-        <w:r>
-          <w:rPr>
-            <w:lang w:val="en_US" w:bidi="en_US"/>
-          </w:rPr>
-          <w:rPr>
-            <w:color w:val="0000EE"/>
-            <w:u w:val="single"/>
-          </w:rPr>
-          <w:t>Rabbi</w:t>
-        </w:r>
-      </w:hyperlink>
+      <w:r>
+        <w:rPr>
+          <w:lang w:val="en_US" w:bidi="en_US"/>
+        </w:rPr>
+        <w:t>Rabbi</w:t>
+      </w:r>
       <w:r>
         <w:rPr>
           <w:lang w:val="en_US" w:bidi="en_US"/>
         </w:rPr>
         <w:t xml:space="preserve">," a title used for important religious teachers. There were also teachers of the law in the </w:t>
       </w:r>
-      <w:hyperlink r:id="rId35">
-        <w:r>
-          <w:rPr>
-            <w:lang w:val="en_US" w:bidi="en_US"/>
-          </w:rPr>
-          <w:rPr>
-            <w:color w:val="0000EE"/>
-            <w:u w:val="single"/>
-          </w:rPr>
-          <w:t>Sanhedrin</w:t>
-        </w:r>
-      </w:hyperlink>
+      <w:r>
+        <w:rPr>
+          <w:lang w:val="en_US" w:bidi="en_US"/>
+        </w:rPr>
+        <w:t>Sanhedrin</w:t>
+      </w:r>
       <w:r>
         <w:rPr>
           <w:lang w:val="en_US" w:bidi="en_US"/>
         </w:rPr>
         <w:t xml:space="preserve">, the </w:t>
       </w:r>
-      <w:hyperlink r:id="rId36">
-        <w:r>
-          <w:rPr>
-            <w:lang w:val="en_US" w:bidi="en_US"/>
-          </w:rPr>
-          <w:rPr>
-            <w:color w:val="0000EE"/>
-            <w:u w:val="single"/>
-          </w:rPr>
-          <w:t>Jewish</w:t>
-        </w:r>
-      </w:hyperlink>
+      <w:r>
+        <w:rPr>
+          <w:lang w:val="en_US" w:bidi="en_US"/>
+        </w:rPr>
+        <w:t>Jewish</w:t>
+      </w:r>
       <w:r>
         <w:rPr>
           <w:lang w:val="en_US" w:bidi="en_US"/>
@@ -1242,7 +1098,7 @@
           <w:lang w:val="en_US" w:bidi="en_US"/>
         </w:rPr>
       </w:r>
-      <w:hyperlink r:id="rId37">
+      <w:hyperlink r:id="rId15">
         <w:r>
           <w:rPr>
             <w:lang w:val="en_US" w:bidi="en_US"/>
@@ -1348,108 +1204,72 @@
         </w:rPr>
         <w:t xml:space="preserve">The people groups that lived around </w:t>
       </w:r>
-      <w:hyperlink r:id="rId34">
-        <w:r>
-          <w:rPr>
-            <w:lang w:val="en_US" w:bidi="en_US"/>
-          </w:rPr>
-          <w:rPr>
-            <w:color w:val="0000EE"/>
-            <w:u w:val="single"/>
-          </w:rPr>
-          <w:t>Israel</w:t>
-        </w:r>
-      </w:hyperlink>
+      <w:r>
+        <w:rPr>
+          <w:lang w:val="en_US" w:bidi="en_US"/>
+        </w:rPr>
+        <w:t>Israel</w:t>
+      </w:r>
       <w:r>
         <w:rPr>
           <w:lang w:val="en_US" w:bidi="en_US"/>
         </w:rPr>
         <w:t xml:space="preserve"> </w:t>
       </w:r>
-      <w:hyperlink r:id="rId15">
-        <w:r>
-          <w:rPr>
-            <w:lang w:val="en_US" w:bidi="en_US"/>
-          </w:rPr>
-          <w:rPr>
-            <w:color w:val="0000EE"/>
-            <w:u w:val="single"/>
-          </w:rPr>
-          <w:t>worshiped</w:t>
-        </w:r>
-      </w:hyperlink>
+      <w:r>
+        <w:rPr>
+          <w:lang w:val="en_US" w:bidi="en_US"/>
+        </w:rPr>
+        <w:t>worshiped</w:t>
+      </w:r>
       <w:r>
         <w:rPr>
           <w:lang w:val="en_US" w:bidi="en_US"/>
         </w:rPr>
         <w:t xml:space="preserve"> many different </w:t>
       </w:r>
-      <w:hyperlink r:id="rId38">
-        <w:r>
-          <w:rPr>
-            <w:lang w:val="en_US" w:bidi="en_US"/>
-          </w:rPr>
-          <w:rPr>
-            <w:color w:val="0000EE"/>
-            <w:u w:val="single"/>
-          </w:rPr>
-          <w:t>gods</w:t>
-        </w:r>
-      </w:hyperlink>
+      <w:r>
+        <w:rPr>
+          <w:lang w:val="en_US" w:bidi="en_US"/>
+        </w:rPr>
+        <w:t>gods</w:t>
+      </w:r>
       <w:r>
         <w:rPr>
           <w:lang w:val="en_US" w:bidi="en_US"/>
         </w:rPr>
         <w:t xml:space="preserve">, and had many temples. But God allowed the </w:t>
       </w:r>
-      <w:hyperlink r:id="rId13">
-        <w:r>
-          <w:rPr>
-            <w:lang w:val="en_US" w:bidi="en_US"/>
-          </w:rPr>
-          <w:rPr>
-            <w:color w:val="0000EE"/>
-            <w:u w:val="single"/>
-          </w:rPr>
-          <w:t>Israelites</w:t>
-        </w:r>
-      </w:hyperlink>
+      <w:r>
+        <w:rPr>
+          <w:lang w:val="en_US" w:bidi="en_US"/>
+        </w:rPr>
+        <w:t>Israelites</w:t>
+      </w:r>
       <w:r>
         <w:rPr>
           <w:lang w:val="en_US" w:bidi="en_US"/>
         </w:rPr>
         <w:t xml:space="preserve"> to worship only him, and to have only one temple. This temple was in </w:t>
       </w:r>
-      <w:hyperlink r:id="rId39">
-        <w:r>
-          <w:rPr>
-            <w:lang w:val="en_US" w:bidi="en_US"/>
-          </w:rPr>
-          <w:rPr>
-            <w:color w:val="0000EE"/>
-            <w:u w:val="single"/>
-          </w:rPr>
-          <w:t>Jerusalem</w:t>
-        </w:r>
-      </w:hyperlink>
+      <w:r>
+        <w:rPr>
+          <w:lang w:val="en_US" w:bidi="en_US"/>
+        </w:rPr>
+        <w:t>Jerusalem</w:t>
+      </w:r>
       <w:r>
         <w:rPr>
           <w:lang w:val="en_US" w:bidi="en_US"/>
         </w:rPr>
         <w:t xml:space="preserve">, the most important city for the </w:t>
       </w:r>
-      <w:hyperlink r:id="rId36">
-        <w:r>
-          <w:rPr>
-            <w:lang w:val="en_US" w:bidi="en_US"/>
-          </w:rPr>
-          <w:rPr>
-            <w:color w:val="0000EE"/>
-            <w:u w:val="single"/>
-          </w:rPr>
-          <w:t>Jews</w:t>
-        </w:r>
-      </w:hyperlink>
+      <w:r>
+        <w:rPr>
+          <w:lang w:val="en_US" w:bidi="en_US"/>
+        </w:rPr>
+        <w:t>Jews</w:t>
+      </w:r>
       <w:r>
         <w:rPr>
           <w:lang w:val="en_US" w:bidi="en_US"/>
@@ -1470,72 +1290,48 @@
         </w:rPr>
         <w:t xml:space="preserve">Several thousand years before the birth of Jesus, God had freed the descendants of </w:t>
       </w:r>
-      <w:hyperlink r:id="rId14">
-        <w:r>
-          <w:rPr>
-            <w:lang w:val="en_US" w:bidi="en_US"/>
-          </w:rPr>
-          <w:rPr>
-            <w:color w:val="0000EE"/>
-            <w:u w:val="single"/>
-          </w:rPr>
-          <w:t>Abraham</w:t>
-        </w:r>
-      </w:hyperlink>
+      <w:r>
+        <w:rPr>
+          <w:lang w:val="en_US" w:bidi="en_US"/>
+        </w:rPr>
+        <w:t>Abraham</w:t>
+      </w:r>
       <w:r>
         <w:rPr>
           <w:lang w:val="en_US" w:bidi="en_US"/>
         </w:rPr>
         <w:t xml:space="preserve">, the Israelites, from slavery in Egypt. The leader of the Israelites was Moses. God gave Moses instructions about what was the right way for the Israelites to worship God. Because God is </w:t>
       </w:r>
-      <w:hyperlink r:id="rId16">
-        <w:r>
-          <w:rPr>
-            <w:lang w:val="en_US" w:bidi="en_US"/>
-          </w:rPr>
-          <w:rPr>
-            <w:color w:val="0000EE"/>
-            <w:u w:val="single"/>
-          </w:rPr>
-          <w:t>holy</w:t>
-        </w:r>
-      </w:hyperlink>
+      <w:r>
+        <w:rPr>
+          <w:lang w:val="en_US" w:bidi="en_US"/>
+        </w:rPr>
+        <w:t>holy</w:t>
+      </w:r>
       <w:r>
         <w:rPr>
           <w:lang w:val="en_US" w:bidi="en_US"/>
         </w:rPr>
         <w:t xml:space="preserve">, and people are </w:t>
       </w:r>
-      <w:hyperlink r:id="rId17">
-        <w:r>
-          <w:rPr>
-            <w:lang w:val="en_US" w:bidi="en_US"/>
-          </w:rPr>
-          <w:rPr>
-            <w:color w:val="0000EE"/>
-            <w:u w:val="single"/>
-          </w:rPr>
-          <w:t>sinful</w:t>
-        </w:r>
-      </w:hyperlink>
+      <w:r>
+        <w:rPr>
+          <w:lang w:val="en_US" w:bidi="en_US"/>
+        </w:rPr>
+        <w:t>sinful</w:t>
+      </w:r>
       <w:r>
         <w:rPr>
           <w:lang w:val="en_US" w:bidi="en_US"/>
         </w:rPr>
         <w:t xml:space="preserve">, people can not just come to God as they are. God cannot stand sin, so any person who would come to God directly would die. But God made it possible for people to come to him through sacrifices and other rituals that made people clean. To be </w:t>
       </w:r>
-      <w:hyperlink r:id="rId19">
-        <w:r>
-          <w:rPr>
-            <w:lang w:val="en_US" w:bidi="en_US"/>
-          </w:rPr>
-          <w:rPr>
-            <w:color w:val="0000EE"/>
-            <w:u w:val="single"/>
-          </w:rPr>
-          <w:t>clean</w:t>
-        </w:r>
-      </w:hyperlink>
+      <w:r>
+        <w:rPr>
+          <w:lang w:val="en_US" w:bidi="en_US"/>
+        </w:rPr>
+        <w:t>clean</w:t>
+      </w:r>
       <w:r>
         <w:rPr>
           <w:lang w:val="en_US" w:bidi="en_US"/>
@@ -1556,18 +1352,12 @@
         </w:rPr>
         <w:t xml:space="preserve">God told Moses to make a </w:t>
       </w:r>
-      <w:hyperlink r:id="rId40">
-        <w:r>
-          <w:rPr>
-            <w:lang w:val="en_US" w:bidi="en_US"/>
-          </w:rPr>
-          <w:rPr>
-            <w:color w:val="0000EE"/>
-            <w:u w:val="single"/>
-          </w:rPr>
-          <w:t>tabernacle</w:t>
-        </w:r>
-      </w:hyperlink>
+      <w:r>
+        <w:rPr>
+          <w:lang w:val="en_US" w:bidi="en_US"/>
+        </w:rPr>
+        <w:t>tabernacle</w:t>
+      </w:r>
       <w:r>
         <w:rPr>
           <w:lang w:val="en_US" w:bidi="en_US"/>
@@ -1588,36 +1378,24 @@
         </w:rPr>
         <w:t xml:space="preserve">Much later, when </w:t>
       </w:r>
-      <w:hyperlink r:id="rId41">
-        <w:r>
-          <w:rPr>
-            <w:lang w:val="en_US" w:bidi="en_US"/>
-          </w:rPr>
-          <w:rPr>
-            <w:color w:val="0000EE"/>
-            <w:u w:val="single"/>
-          </w:rPr>
-          <w:t>David</w:t>
-        </w:r>
-      </w:hyperlink>
+      <w:r>
+        <w:rPr>
+          <w:lang w:val="en_US" w:bidi="en_US"/>
+        </w:rPr>
+        <w:t>David</w:t>
+      </w:r>
       <w:r>
         <w:rPr>
           <w:lang w:val="en_US" w:bidi="en_US"/>
         </w:rPr>
         <w:t xml:space="preserve"> was </w:t>
       </w:r>
-      <w:hyperlink r:id="rId42">
-        <w:r>
-          <w:rPr>
-            <w:lang w:val="en_US" w:bidi="en_US"/>
-          </w:rPr>
-          <w:rPr>
-            <w:color w:val="0000EE"/>
-            <w:u w:val="single"/>
-          </w:rPr>
-          <w:t>king</w:t>
-        </w:r>
-      </w:hyperlink>
+      <w:r>
+        <w:rPr>
+          <w:lang w:val="en_US" w:bidi="en_US"/>
+        </w:rPr>
+        <w:t>king</w:t>
+      </w:r>
       <w:r>
         <w:rPr>
           <w:lang w:val="en_US" w:bidi="en_US"/>
@@ -1638,18 +1416,12 @@
         </w:rPr>
         <w:t xml:space="preserve">King Solomon, David's son, did indeed build a splendid temple for God. Even so, Solomon realized that God is much too big to really live in the temple; he said that even </w:t>
       </w:r>
-      <w:hyperlink r:id="rId43">
-        <w:r>
-          <w:rPr>
-            <w:lang w:val="en_US" w:bidi="en_US"/>
-          </w:rPr>
-          <w:rPr>
-            <w:color w:val="0000EE"/>
-            <w:u w:val="single"/>
-          </w:rPr>
-          <w:t>heaven</w:t>
-        </w:r>
-      </w:hyperlink>
+      <w:r>
+        <w:rPr>
+          <w:lang w:val="en_US" w:bidi="en_US"/>
+        </w:rPr>
+        <w:t>heaven</w:t>
+      </w:r>
       <w:r>
         <w:rPr>
           <w:lang w:val="en_US" w:bidi="en_US"/>
@@ -1684,18 +1456,12 @@
         </w:rPr>
         <w:t xml:space="preserve">But after many years, God allowed the Israelites-who by that time were more often called </w:t>
       </w:r>
-      <w:hyperlink r:id="rId36">
-        <w:r>
-          <w:rPr>
-            <w:lang w:val="en_US" w:bidi="en_US"/>
-          </w:rPr>
-          <w:rPr>
-            <w:color w:val="0000EE"/>
-            <w:u w:val="single"/>
-          </w:rPr>
-          <w:t>Jews</w:t>
-        </w:r>
-      </w:hyperlink>
+      <w:r>
+        <w:rPr>
+          <w:lang w:val="en_US" w:bidi="en_US"/>
+        </w:rPr>
+        <w:t>Jews</w:t>
+      </w:r>
       <w:r>
         <w:rPr>
           <w:lang w:val="en_US" w:bidi="en_US"/>
@@ -1730,90 +1496,60 @@
         </w:rPr>
         <w:t xml:space="preserve">All these temples, and the portable tabernacle as well, had the same basic structure, and the same rituals took place. There was a courtyard in front of the temple. This is where </w:t>
       </w:r>
-      <w:hyperlink r:id="rId20">
-        <w:r>
-          <w:rPr>
-            <w:lang w:val="en_US" w:bidi="en_US"/>
-          </w:rPr>
-          <w:rPr>
-            <w:color w:val="0000EE"/>
-            <w:u w:val="single"/>
-          </w:rPr>
-          <w:t>priests</w:t>
-        </w:r>
-      </w:hyperlink>
+      <w:r>
+        <w:rPr>
+          <w:lang w:val="en_US" w:bidi="en_US"/>
+        </w:rPr>
+        <w:t>priests</w:t>
+      </w:r>
       <w:r>
         <w:rPr>
           <w:lang w:val="en_US" w:bidi="en_US"/>
         </w:rPr>
         <w:t xml:space="preserve"> and the Levites worked to perform the sacrifices that the Israelites made. </w:t>
       </w:r>
-      <w:hyperlink r:id="rId44">
-        <w:r>
-          <w:rPr>
-            <w:lang w:val="en_US" w:bidi="en_US"/>
-          </w:rPr>
-          <w:rPr>
-            <w:color w:val="0000EE"/>
-            <w:u w:val="single"/>
-          </w:rPr>
-          <w:t>Levites</w:t>
-        </w:r>
-      </w:hyperlink>
+      <w:r>
+        <w:rPr>
+          <w:lang w:val="en_US" w:bidi="en_US"/>
+        </w:rPr>
+        <w:t>Levites</w:t>
+      </w:r>
       <w:r>
         <w:rPr>
           <w:lang w:val="en_US" w:bidi="en_US"/>
         </w:rPr>
         <w:t xml:space="preserve"> are </w:t>
       </w:r>
-      <w:hyperlink r:id="rId45">
-        <w:r>
-          <w:rPr>
-            <w:lang w:val="en_US" w:bidi="en_US"/>
-          </w:rPr>
-          <w:rPr>
-            <w:color w:val="0000EE"/>
-            <w:u w:val="single"/>
-          </w:rPr>
-          <w:t>descendants</w:t>
-        </w:r>
-      </w:hyperlink>
+      <w:r>
+        <w:rPr>
+          <w:lang w:val="en_US" w:bidi="en_US"/>
+        </w:rPr>
+        <w:t>descendants</w:t>
+      </w:r>
       <w:r>
         <w:rPr>
           <w:lang w:val="en_US" w:bidi="en_US"/>
         </w:rPr>
         <w:t xml:space="preserve"> of Levi, who was one of the great-grandsons of Abraham. God had set the Levites apart to take care of God's temple. Priests were Levites with the special task to perform the sacrifices. </w:t>
       </w:r>
-      <w:hyperlink r:id="rId18">
-        <w:r>
-          <w:rPr>
-            <w:lang w:val="en_US" w:bidi="en_US"/>
-          </w:rPr>
-          <w:rPr>
-            <w:color w:val="0000EE"/>
-            <w:u w:val="single"/>
-          </w:rPr>
-          <w:t>Sacrifices</w:t>
-        </w:r>
-      </w:hyperlink>
+      <w:r>
+        <w:rPr>
+          <w:lang w:val="en_US" w:bidi="en_US"/>
+        </w:rPr>
+        <w:t>Sacrifices</w:t>
+      </w:r>
       <w:r>
         <w:rPr>
           <w:lang w:val="en_US" w:bidi="en_US"/>
         </w:rPr>
         <w:t xml:space="preserve"> are gifts that people give to God in order to thank him or to ask for </w:t>
       </w:r>
-      <w:hyperlink r:id="rId27">
-        <w:r>
-          <w:rPr>
-            <w:lang w:val="en_US" w:bidi="en_US"/>
-          </w:rPr>
-          <w:rPr>
-            <w:color w:val="0000EE"/>
-            <w:u w:val="single"/>
-          </w:rPr>
-          <w:t>forgiveness</w:t>
-        </w:r>
-      </w:hyperlink>
+      <w:r>
+        <w:rPr>
+          <w:lang w:val="en_US" w:bidi="en_US"/>
+        </w:rPr>
+        <w:t>forgiveness</w:t>
+      </w:r>
       <w:r>
         <w:rPr>
           <w:lang w:val="en_US" w:bidi="en_US"/>
@@ -1834,72 +1570,48 @@
         </w:rPr>
         <w:t xml:space="preserve">The temple building itself was divided in two parts. The first part was called "the Holy Place." Only priests could enter that place. Inside this place was a table with 12 loaves of bread that were replaced every week, an </w:t>
       </w:r>
-      <w:hyperlink r:id="rId22">
-        <w:r>
-          <w:rPr>
-            <w:lang w:val="en_US" w:bidi="en_US"/>
-          </w:rPr>
-          <w:rPr>
-            <w:color w:val="0000EE"/>
-            <w:u w:val="single"/>
-          </w:rPr>
-          <w:t>oil lamp</w:t>
-        </w:r>
-      </w:hyperlink>
+      <w:r>
+        <w:rPr>
+          <w:lang w:val="en_US" w:bidi="en_US"/>
+        </w:rPr>
+        <w:t>oil lamp</w:t>
+      </w:r>
       <w:r>
         <w:rPr>
           <w:lang w:val="en_US" w:bidi="en_US"/>
         </w:rPr>
         <w:t xml:space="preserve"> that was always kept burning, and a small </w:t>
       </w:r>
-      <w:hyperlink r:id="rId21">
-        <w:r>
-          <w:rPr>
-            <w:lang w:val="en_US" w:bidi="en_US"/>
-          </w:rPr>
-          <w:rPr>
-            <w:color w:val="0000EE"/>
-            <w:u w:val="single"/>
-          </w:rPr>
-          <w:t>altar</w:t>
-        </w:r>
-      </w:hyperlink>
+      <w:r>
+        <w:rPr>
+          <w:lang w:val="en_US" w:bidi="en_US"/>
+        </w:rPr>
+        <w:t>altar</w:t>
+      </w:r>
       <w:r>
         <w:rPr>
           <w:lang w:val="en_US" w:bidi="en_US"/>
         </w:rPr>
         <w:t xml:space="preserve"> on which the priest burned sweet smelling spices. All these items were symbols, or pictures, of some bigger meaning. The priests ate the loaves of bread, probably as a symbol for having a meal together with God-this showed the good relationship that people can have with God. Oil in the Bible is often a symbol for the </w:t>
       </w:r>
-      <w:hyperlink r:id="rId23">
-        <w:r>
-          <w:rPr>
-            <w:lang w:val="en_US" w:bidi="en_US"/>
-          </w:rPr>
-          <w:rPr>
-            <w:color w:val="0000EE"/>
-            <w:u w:val="single"/>
-          </w:rPr>
-          <w:t>Holy Spirit</w:t>
-        </w:r>
-      </w:hyperlink>
+      <w:r>
+        <w:rPr>
+          <w:lang w:val="en_US" w:bidi="en_US"/>
+        </w:rPr>
+        <w:t>Holy Spirit</w:t>
+      </w:r>
       <w:r>
         <w:rPr>
           <w:lang w:val="en_US" w:bidi="en_US"/>
         </w:rPr>
         <w:t xml:space="preserve">, for the power of God. The oil lamp therefore was a symbol of God being present with the people. And the sweet smelling spices were a symbol of the </w:t>
       </w:r>
-      <w:hyperlink r:id="rId24">
-        <w:r>
-          <w:rPr>
-            <w:lang w:val="en_US" w:bidi="en_US"/>
-          </w:rPr>
-          <w:rPr>
-            <w:color w:val="0000EE"/>
-            <w:u w:val="single"/>
-          </w:rPr>
-          <w:t>prayers</w:t>
-        </w:r>
-      </w:hyperlink>
+      <w:r>
+        <w:rPr>
+          <w:lang w:val="en_US" w:bidi="en_US"/>
+        </w:rPr>
+        <w:t>prayers</w:t>
+      </w:r>
       <w:r>
         <w:rPr>
           <w:lang w:val="en_US" w:bidi="en_US"/>
@@ -1918,56 +1630,26 @@
         <w:rPr>
           <w:lang w:val="en_US" w:bidi="en_US"/>
         </w:rPr>
-        <w:t xml:space="preserve">At the end of the Holy Place hung a heavy curtain. Behind this curtain was the Most Holy Place. Inside this Holy Place stood the </w:t>
-      </w:r>
-      <w:hyperlink r:id="rId46">
-        <w:r>
-          <w:rPr>
-            <w:lang w:val="en_US" w:bidi="en_US"/>
-          </w:rPr>
-          <w:rPr>
-            <w:color w:val="0000EE"/>
-            <w:u w:val="single"/>
-          </w:rPr>
-          <w:t>ark of the covenant</w:t>
-        </w:r>
-      </w:hyperlink>
-      <w:r>
-        <w:rPr>
-          <w:lang w:val="en_US" w:bidi="en_US"/>
-        </w:rPr>
-        <w:t xml:space="preserve">, which is a wooden chest. This was the Most Holy Place, because God himself was in this place. Only the </w:t>
-      </w:r>
-      <w:hyperlink r:id="rId26">
-        <w:r>
-          <w:rPr>
-            <w:lang w:val="en_US" w:bidi="en_US"/>
-          </w:rPr>
-          <w:rPr>
-            <w:color w:val="0000EE"/>
-            <w:u w:val="single"/>
-          </w:rPr>
-          <w:t>high priest</w:t>
-        </w:r>
-      </w:hyperlink>
+        <w:t xml:space="preserve">At the end of the Holy Place hung a heavy curtain. Behind this curtain was the Most Holy Place. Inside this Holy Place stood the ark of the covenant, which is a wooden chest. This was the Most Holy Place, because God himself was in this place. Only the </w:t>
+      </w:r>
+      <w:r>
+        <w:rPr>
+          <w:lang w:val="en_US" w:bidi="en_US"/>
+        </w:rPr>
+        <w:t>high priest</w:t>
+      </w:r>
       <w:r>
         <w:rPr>
           <w:lang w:val="en_US" w:bidi="en_US"/>
         </w:rPr>
         <w:t xml:space="preserve">-the most important priest-could enter this place, and that only once a year. This happened on the "day of atonement," the great day of forgiveness. Even though Israelites asked God forgiveness for their sins throughout the year, once a year the high priest would ask forgiveness for all the sins that all people had unknowingly done in the past year. The sins that people did made the temple </w:t>
       </w:r>
-      <w:hyperlink r:id="rId19">
-        <w:r>
-          <w:rPr>
-            <w:lang w:val="en_US" w:bidi="en_US"/>
-          </w:rPr>
-          <w:rPr>
-            <w:color w:val="0000EE"/>
-            <w:u w:val="single"/>
-          </w:rPr>
-          <w:t>unclean</w:t>
-        </w:r>
-      </w:hyperlink>
+      <w:r>
+        <w:rPr>
+          <w:lang w:val="en_US" w:bidi="en_US"/>
+        </w:rPr>
+        <w:t>unclean</w:t>
+      </w:r>
       <w:r>
         <w:rPr>
           <w:lang w:val="en_US" w:bidi="en_US"/>
@@ -2054,18 +1736,12 @@
         </w:rPr>
         <w:t xml:space="preserve"> could enter the temple, and only the high priest could go through the heavy curtain into the Most Holy Place. This all showed to the people how holy God was, and how different and separated he was from people. When Jesus died on the </w:t>
       </w:r>
-      <w:hyperlink r:id="rId47">
-        <w:r>
-          <w:rPr>
-            <w:lang w:val="en_US" w:bidi="en_US"/>
-          </w:rPr>
-          <w:rPr>
-            <w:color w:val="0000EE"/>
-            <w:u w:val="single"/>
-          </w:rPr>
-          <w:t>cross</w:t>
-        </w:r>
-      </w:hyperlink>
+      <w:r>
+        <w:rPr>
+          <w:lang w:val="en_US" w:bidi="en_US"/>
+        </w:rPr>
+        <w:t>cross</w:t>
+      </w:r>
       <w:r>
         <w:rPr>
           <w:lang w:val="en_US" w:bidi="en_US"/>
@@ -2100,36 +1776,24 @@
         </w:rPr>
         <w:t xml:space="preserve">Paul in his letter told the people that the </w:t>
       </w:r>
-      <w:hyperlink r:id="rId48">
-        <w:r>
-          <w:rPr>
-            <w:lang w:val="en_US" w:bidi="en_US"/>
-          </w:rPr>
-          <w:rPr>
-            <w:color w:val="0000EE"/>
-            <w:u w:val="single"/>
-          </w:rPr>
-          <w:t>church</w:t>
-        </w:r>
-      </w:hyperlink>
+      <w:r>
+        <w:rPr>
+          <w:lang w:val="en_US" w:bidi="en_US"/>
+        </w:rPr>
+        <w:t>church</w:t>
+      </w:r>
       <w:r>
         <w:rPr>
           <w:lang w:val="en_US" w:bidi="en_US"/>
         </w:rPr>
         <w:t xml:space="preserve">, the </w:t>
       </w:r>
-      <w:hyperlink r:id="rId49">
-        <w:r>
-          <w:rPr>
-            <w:lang w:val="en_US" w:bidi="en_US"/>
-          </w:rPr>
-          <w:rPr>
-            <w:color w:val="0000EE"/>
-            <w:u w:val="single"/>
-          </w:rPr>
-          <w:t>believers</w:t>
-        </w:r>
-      </w:hyperlink>
+      <w:r>
+        <w:rPr>
+          <w:lang w:val="en_US" w:bidi="en_US"/>
+        </w:rPr>
+        <w:t>believers</w:t>
+      </w:r>
       <w:r>
         <w:rPr>
           <w:lang w:val="en_US" w:bidi="en_US"/>
@@ -2250,18 +1914,12 @@
         </w:rPr>
         <w:t xml:space="preserve">The Bible also mentions some temples that are dedicated to gods that other people were worshiping, such as the temple of Dagon in the book of Judges or the temple of Artemis in the book of Acts. These temples were very different from the temple in Jerusalem and always contained an </w:t>
       </w:r>
-      <w:hyperlink r:id="rId50">
-        <w:r>
-          <w:rPr>
-            <w:lang w:val="en_US" w:bidi="en_US"/>
-          </w:rPr>
-          <w:rPr>
-            <w:color w:val="0000EE"/>
-            <w:u w:val="single"/>
-          </w:rPr>
-          <w:t>idol</w:t>
-        </w:r>
-      </w:hyperlink>
+      <w:r>
+        <w:rPr>
+          <w:lang w:val="en_US" w:bidi="en_US"/>
+        </w:rPr>
+        <w:t>idol</w:t>
+      </w:r>
       <w:r>
         <w:rPr>
           <w:lang w:val="en_US" w:bidi="en_US"/>
@@ -2397,18 +2055,12 @@
         </w:rPr>
         <w:t xml:space="preserve">Remember that you will also need a different word for </w:t>
       </w:r>
-      <w:hyperlink r:id="rId40">
-        <w:r>
-          <w:rPr>
-            <w:lang w:val="en_US" w:bidi="en_US"/>
-          </w:rPr>
-          <w:rPr>
-            <w:color w:val="0000EE"/>
-            <w:u w:val="single"/>
-          </w:rPr>
-          <w:t>tabernacle</w:t>
-        </w:r>
-      </w:hyperlink>
+      <w:r>
+        <w:rPr>
+          <w:lang w:val="en_US" w:bidi="en_US"/>
+        </w:rPr>
+        <w:t>tabernacle</w:t>
+      </w:r>
       <w:r>
         <w:rPr>
           <w:lang w:val="en_US" w:bidi="en_US"/>
@@ -2429,18 +2081,12 @@
         </w:rPr>
         <w:t xml:space="preserve">Also, be careful that people do not get confused with the word that you are choosing for </w:t>
       </w:r>
-      <w:hyperlink r:id="rId51">
-        <w:r>
-          <w:rPr>
-            <w:lang w:val="en_US" w:bidi="en_US"/>
-          </w:rPr>
-          <w:rPr>
-            <w:color w:val="0000EE"/>
-            <w:u w:val="single"/>
-          </w:rPr>
-          <w:t>synagogue</w:t>
-        </w:r>
-      </w:hyperlink>
+      <w:r>
+        <w:rPr>
+          <w:lang w:val="en_US" w:bidi="en_US"/>
+        </w:rPr>
+        <w:t>synagogue</w:t>
+      </w:r>
       <w:r>
         <w:rPr>
           <w:lang w:val="en_US" w:bidi="en_US"/>
@@ -2533,7 +2179,7 @@
           <w:lang w:val="en_US" w:bidi="en_US"/>
         </w:rPr>
       </w:r>
-      <w:hyperlink r:id="rId52">
+      <w:hyperlink r:id="rId16">
         <w:r>
           <w:rPr>
             <w:lang w:val="en_US" w:bidi="en_US"/>
@@ -2664,7 +2310,7 @@
           <w:lang w:val="en_US" w:bidi="en_US"/>
         </w:rPr>
       </w:r>
-      <w:hyperlink r:id="rId53">
+      <w:hyperlink r:id="rId17">
         <w:r>
           <w:rPr>
             <w:lang w:val="en_US" w:bidi="en_US"/>
@@ -2829,7 +2475,7 @@
           <w:lang w:val="en_US" w:bidi="en_US"/>
         </w:rPr>
       </w:r>
-      <w:hyperlink r:id="rId54">
+      <w:hyperlink r:id="rId18">
         <w:r>
           <w:rPr>
             <w:lang w:val="en_US" w:bidi="en_US"/>
@@ -2908,90 +2554,60 @@
         </w:rPr>
         <w:t xml:space="preserve">, they are giving a tenth of their income to God. God had told the </w:t>
       </w:r>
-      <w:hyperlink r:id="rId13">
-        <w:r>
-          <w:rPr>
-            <w:lang w:val="en_US" w:bidi="en_US"/>
-          </w:rPr>
-          <w:rPr>
-            <w:color w:val="0000EE"/>
-            <w:u w:val="single"/>
-          </w:rPr>
-          <w:t>Israelites</w:t>
-        </w:r>
-      </w:hyperlink>
+      <w:r>
+        <w:rPr>
+          <w:lang w:val="en_US" w:bidi="en_US"/>
+        </w:rPr>
+        <w:t>Israelites</w:t>
+      </w:r>
       <w:r>
         <w:rPr>
           <w:lang w:val="en_US" w:bidi="en_US"/>
         </w:rPr>
         <w:t xml:space="preserve"> that a tenth of all their goods belonged to </w:t>
       </w:r>
-      <w:hyperlink r:id="rId55">
-        <w:r>
-          <w:rPr>
-            <w:lang w:val="en_US" w:bidi="en_US"/>
-          </w:rPr>
-          <w:rPr>
-            <w:color w:val="0000EE"/>
-            <w:u w:val="single"/>
-          </w:rPr>
-          <w:t>God</w:t>
-        </w:r>
-      </w:hyperlink>
+      <w:r>
+        <w:rPr>
+          <w:lang w:val="en_US" w:bidi="en_US"/>
+        </w:rPr>
+        <w:t>God</w:t>
+      </w:r>
       <w:r>
         <w:rPr>
           <w:lang w:val="en_US" w:bidi="en_US"/>
         </w:rPr>
         <w:t xml:space="preserve">. This included things like their harvest of fruit and of grain, wine, oil, and animals. One tenth of someone's animals or harvest means, for example, that if someone has ten cows, one of them belongs to God. If they have 100 cows, ten belong to God! If they have 10 baskets of grain, one basket of grain belongs to God. The Israelites gave this portion of their harvest and of their animals to the work in the </w:t>
       </w:r>
-      <w:hyperlink r:id="rId28">
-        <w:r>
-          <w:rPr>
-            <w:lang w:val="en_US" w:bidi="en_US"/>
-          </w:rPr>
-          <w:rPr>
-            <w:color w:val="0000EE"/>
-            <w:u w:val="single"/>
-          </w:rPr>
-          <w:t>temple</w:t>
-        </w:r>
-      </w:hyperlink>
+      <w:r>
+        <w:rPr>
+          <w:lang w:val="en_US" w:bidi="en_US"/>
+        </w:rPr>
+        <w:t>temple</w:t>
+      </w:r>
       <w:r>
         <w:rPr>
           <w:lang w:val="en_US" w:bidi="en_US"/>
         </w:rPr>
         <w:t xml:space="preserve"> of God. God said that the </w:t>
       </w:r>
-      <w:hyperlink r:id="rId20">
-        <w:r>
-          <w:rPr>
-            <w:lang w:val="en_US" w:bidi="en_US"/>
-          </w:rPr>
-          <w:rPr>
-            <w:color w:val="0000EE"/>
-            <w:u w:val="single"/>
-          </w:rPr>
-          <w:t>priests</w:t>
-        </w:r>
-      </w:hyperlink>
+      <w:r>
+        <w:rPr>
+          <w:lang w:val="en_US" w:bidi="en_US"/>
+        </w:rPr>
+        <w:t>priests</w:t>
+      </w:r>
       <w:r>
         <w:rPr>
           <w:lang w:val="en_US" w:bidi="en_US"/>
         </w:rPr>
         <w:t xml:space="preserve"> and the </w:t>
       </w:r>
-      <w:hyperlink r:id="rId44">
-        <w:r>
-          <w:rPr>
-            <w:lang w:val="en_US" w:bidi="en_US"/>
-          </w:rPr>
-          <w:rPr>
-            <w:color w:val="0000EE"/>
-            <w:u w:val="single"/>
-          </w:rPr>
-          <w:t>Levites</w:t>
-        </w:r>
-      </w:hyperlink>
+      <w:r>
+        <w:rPr>
+          <w:lang w:val="en_US" w:bidi="en_US"/>
+        </w:rPr>
+        <w:t>Levites</w:t>
+      </w:r>
       <w:r>
         <w:rPr>
           <w:lang w:val="en_US" w:bidi="en_US"/>
@@ -3056,7 +2672,7 @@
           <w:lang w:val="en_US" w:bidi="en_US"/>
         </w:rPr>
       </w:r>
-      <w:hyperlink r:id="rId56">
+      <w:hyperlink r:id="rId19">
         <w:r>
           <w:rPr>
             <w:lang w:val="en_US" w:bidi="en_US"/>
@@ -3249,7 +2865,7 @@
           <w:lang w:val="en_US" w:bidi="en_US"/>
         </w:rPr>
       </w:r>
-      <w:hyperlink r:id="rId57">
+      <w:hyperlink r:id="rId20">
         <w:r>
           <w:rPr>
             <w:lang w:val="en_US" w:bidi="en_US"/>
@@ -3342,36 +2958,24 @@
         </w:rPr>
         <w:t xml:space="preserve">But someone who speaks "a tongue" or who speaks "in tongues," can also mean a person who has a special gift from the </w:t>
       </w:r>
-      <w:hyperlink r:id="rId23">
-        <w:r>
-          <w:rPr>
-            <w:lang w:val="en_US" w:bidi="en_US"/>
-          </w:rPr>
-          <w:rPr>
-            <w:color w:val="0000EE"/>
-            <w:u w:val="single"/>
-          </w:rPr>
-          <w:t>Holy Spirit</w:t>
-        </w:r>
-      </w:hyperlink>
+      <w:r>
+        <w:rPr>
+          <w:lang w:val="en_US" w:bidi="en_US"/>
+        </w:rPr>
+        <w:t>Holy Spirit</w:t>
+      </w:r>
       <w:r>
         <w:rPr>
           <w:lang w:val="en_US" w:bidi="en_US"/>
         </w:rPr>
         <w:t xml:space="preserve">. When people speak in tongues like this, they normally do not themselves understand what they are saying. The Holy Spirit is making these people speak in a language that they do not know themselves. In this unknown language, the people are praising God or speaking some truth about God. Sometimes the people who listen to this are able to understand the words; sometimes because they happen to know the language, or sometimes because the Holy Spirit is giving them the explanation. For instance, when the Holy Spirit came on the new </w:t>
       </w:r>
-      <w:hyperlink r:id="rId49">
-        <w:r>
-          <w:rPr>
-            <w:lang w:val="en_US" w:bidi="en_US"/>
-          </w:rPr>
-          <w:rPr>
-            <w:color w:val="0000EE"/>
-            <w:u w:val="single"/>
-          </w:rPr>
-          <w:t>believers</w:t>
-        </w:r>
-      </w:hyperlink>
+      <w:r>
+        <w:rPr>
+          <w:lang w:val="en_US" w:bidi="en_US"/>
+        </w:rPr>
+        <w:t>believers</w:t>
+      </w:r>
       <w:r>
         <w:rPr>
           <w:lang w:val="en_US" w:bidi="en_US"/>
@@ -3392,18 +2996,12 @@
         </w:rPr>
         <w:t xml:space="preserve">The gift of speaking in tongues is one of the gifts that the Holy Spirit can give to believers. Other gifts can for instance be having special knowledge, or wisdom, or the ability to perform </w:t>
       </w:r>
-      <w:hyperlink r:id="rId58">
-        <w:r>
-          <w:rPr>
-            <w:lang w:val="en_US" w:bidi="en_US"/>
-          </w:rPr>
-          <w:rPr>
-            <w:color w:val="0000EE"/>
-            <w:u w:val="single"/>
-          </w:rPr>
-          <w:t>miracles</w:t>
-        </w:r>
-      </w:hyperlink>
+      <w:r>
+        <w:rPr>
+          <w:lang w:val="en_US" w:bidi="en_US"/>
+        </w:rPr>
+        <w:t>miracles</w:t>
+      </w:r>
       <w:r>
         <w:rPr>
           <w:lang w:val="en_US" w:bidi="en_US"/>
@@ -3468,7 +3066,7 @@
           <w:lang w:val="en_US" w:bidi="en_US"/>
         </w:rPr>
       </w:r>
-      <w:hyperlink r:id="rId59">
+      <w:hyperlink r:id="rId21">
         <w:r>
           <w:rPr>
             <w:lang w:val="en_US" w:bidi="en_US"/>
@@ -3632,7 +3230,7 @@
           <w:lang w:val="en_US" w:bidi="en_US"/>
         </w:rPr>
       </w:r>
-      <w:hyperlink r:id="rId60">
+      <w:hyperlink r:id="rId22">
         <w:r>
           <w:rPr>
             <w:lang w:val="en_US" w:bidi="en_US"/>
@@ -3698,90 +3296,60 @@
         </w:rPr>
         <w:t xml:space="preserve">Tyre is a city in </w:t>
       </w:r>
-      <w:hyperlink r:id="rId61">
-        <w:r>
-          <w:rPr>
-            <w:lang w:val="en_US" w:bidi="en_US"/>
-          </w:rPr>
-          <w:rPr>
-            <w:color w:val="0000EE"/>
-            <w:u w:val="single"/>
-          </w:rPr>
-          <w:t>Syrian Phoenicia</w:t>
-        </w:r>
-      </w:hyperlink>
+      <w:r>
+        <w:rPr>
+          <w:lang w:val="en_US" w:bidi="en_US"/>
+        </w:rPr>
+        <w:t>Syrian Phoenicia</w:t>
+      </w:r>
       <w:r>
         <w:rPr>
           <w:lang w:val="en_US" w:bidi="en_US"/>
         </w:rPr>
         <w:t xml:space="preserve">, or Phoenicia, a region that is north of </w:t>
       </w:r>
-      <w:hyperlink r:id="rId34">
-        <w:r>
-          <w:rPr>
-            <w:lang w:val="en_US" w:bidi="en_US"/>
-          </w:rPr>
-          <w:rPr>
-            <w:color w:val="0000EE"/>
-            <w:u w:val="single"/>
-          </w:rPr>
-          <w:t>Israel</w:t>
-        </w:r>
-      </w:hyperlink>
+      <w:r>
+        <w:rPr>
+          <w:lang w:val="en_US" w:bidi="en_US"/>
+        </w:rPr>
+        <w:t>Israel</w:t>
+      </w:r>
       <w:r>
         <w:rPr>
           <w:lang w:val="en_US" w:bidi="en_US"/>
         </w:rPr>
         <w:t xml:space="preserve">. Tyre is located on the coast of the Mediterranean Sea. Today, this city is part of the country we now know as Lebanon. During the time of Jesus, Tyre was an important city in the region because the people in Phoenicia were good at building ships and in sailing to other countries in their ships for buying and selling goods. Tyre was not part of Israel, and the </w:t>
       </w:r>
-      <w:hyperlink r:id="rId36">
-        <w:r>
-          <w:rPr>
-            <w:lang w:val="en_US" w:bidi="en_US"/>
-          </w:rPr>
-          <w:rPr>
-            <w:color w:val="0000EE"/>
-            <w:u w:val="single"/>
-          </w:rPr>
-          <w:t>Jewish</w:t>
-        </w:r>
-      </w:hyperlink>
+      <w:r>
+        <w:rPr>
+          <w:lang w:val="en_US" w:bidi="en_US"/>
+        </w:rPr>
+        <w:t>Jewish</w:t>
+      </w:r>
       <w:r>
         <w:rPr>
           <w:lang w:val="en_US" w:bidi="en_US"/>
         </w:rPr>
         <w:t xml:space="preserve"> people knew that the people of Tyre were immoral and did not follow God's laws. </w:t>
       </w:r>
-      <w:hyperlink r:id="rId13">
-        <w:r>
-          <w:rPr>
-            <w:lang w:val="en_US" w:bidi="en_US"/>
-          </w:rPr>
-          <w:rPr>
-            <w:color w:val="0000EE"/>
-            <w:u w:val="single"/>
-          </w:rPr>
-          <w:t>Israelite</w:t>
-        </w:r>
-      </w:hyperlink>
+      <w:r>
+        <w:rPr>
+          <w:lang w:val="en_US" w:bidi="en_US"/>
+        </w:rPr>
+        <w:t>Israelite</w:t>
+      </w:r>
       <w:r>
         <w:rPr>
           <w:lang w:val="en_US" w:bidi="en_US"/>
         </w:rPr>
         <w:t xml:space="preserve"> </w:t>
       </w:r>
-      <w:hyperlink r:id="rId62">
-        <w:r>
-          <w:rPr>
-            <w:lang w:val="en_US" w:bidi="en_US"/>
-          </w:rPr>
-          <w:rPr>
-            <w:color w:val="0000EE"/>
-            <w:u w:val="single"/>
-          </w:rPr>
-          <w:t>prophets</w:t>
-        </w:r>
-      </w:hyperlink>
+      <w:r>
+        <w:rPr>
+          <w:lang w:val="en_US" w:bidi="en_US"/>
+        </w:rPr>
+        <w:t>prophets</w:t>
+      </w:r>
       <w:r>
         <w:rPr>
           <w:lang w:val="en_US" w:bidi="en_US"/>
@@ -3846,7 +3414,7 @@
           <w:lang w:val="en_US" w:bidi="en_US"/>
         </w:rPr>
       </w:r>
-      <w:hyperlink r:id="rId63">
+      <w:hyperlink r:id="rId23">
         <w:r>
           <w:rPr>
             <w:lang w:val="en_US" w:bidi="en_US"/>
